--- a/docs/publication/releases/DS-007.docx
+++ b/docs/publication/releases/DS-007.docx
@@ -185,7 +185,7 @@
                 <w:color w:val="A7ABB3"/>
                 <w:sz w:val="24"/>
               </w:rPr>
-              <w:t>Version 0.2.1 — Draft</w:t>
+              <w:t>Version 0.5.0 — Draft</w:t>
             </w:r>
           </w:p>
           <w:p>
@@ -325,7 +325,7 @@
                 <w:color w:val="A7ABB3"/>
                 <w:sz w:val="18"/>
               </w:rPr>
-              <w:t>Source baseline commit: 34a65818d48f596122281075e18c6e5f36ec93b5</w:t>
+              <w:t>Source baseline commit: 8b5cf5bd0341d5d6f70c67302c8bce2069d0929a</w:t>
             </w:r>
           </w:p>
           <w:p>
@@ -341,7 +341,7 @@
                 <w:color w:val="A7ABB3"/>
                 <w:sz w:val="18"/>
               </w:rPr>
-              <w:t>Generation date: 2026-07-25T13:31:10-04:00</w:t>
+              <w:t>Generation date: 2026-07-25T16:51:31-04:00</w:t>
             </w:r>
           </w:p>
           <w:p>
@@ -511,7 +511,7 @@
                 <w:i w:val="0"/>
                 <w:sz w:val="19"/>
               </w:rPr>
-              <w:t>0.2.1</w:t>
+              <w:t>0.5.0</w:t>
             </w:r>
           </w:p>
         </w:tc>
@@ -721,7 +721,7 @@
                 <w:i w:val="0"/>
                 <w:sz w:val="19"/>
               </w:rPr>
-              <w:t>2026-07-24</w:t>
+              <w:t>2026-07-25</w:t>
             </w:r>
           </w:p>
         </w:tc>
@@ -850,6 +850,294 @@
                 <w:sz w:val="19"/>
               </w:rPr>
               <w:t>Summary</w:t>
+            </w:r>
+          </w:p>
+        </w:tc>
+      </w:tr>
+      <w:tr>
+        <w:tc>
+          <w:tcPr>
+            <w:tcW w:type="dxa" w:w="1008"/>
+          </w:tcPr>
+          <w:p>
+            <w:pPr>
+              <w:spacing w:after="80"/>
+            </w:pPr>
+            <w:r>
+              <w:rPr>
+                <w:rFonts w:ascii="Arial" w:hAnsi="Arial"/>
+                <w:b w:val="0"/>
+                <w:i w:val="0"/>
+                <w:sz w:val="19"/>
+              </w:rPr>
+              <w:t>0.5.0</w:t>
+            </w:r>
+          </w:p>
+        </w:tc>
+        <w:tc>
+          <w:tcPr>
+            <w:tcW w:type="dxa" w:w="1296"/>
+          </w:tcPr>
+          <w:p>
+            <w:pPr>
+              <w:spacing w:after="80"/>
+            </w:pPr>
+            <w:r>
+              <w:rPr>
+                <w:rFonts w:ascii="Arial" w:hAnsi="Arial"/>
+                <w:b w:val="0"/>
+                <w:i w:val="0"/>
+                <w:sz w:val="19"/>
+              </w:rPr>
+              <w:t>2026-07-25</w:t>
+            </w:r>
+          </w:p>
+        </w:tc>
+        <w:tc>
+          <w:tcPr>
+            <w:tcW w:type="dxa" w:w="2304"/>
+          </w:tcPr>
+          <w:p>
+            <w:pPr>
+              <w:spacing w:after="80"/>
+            </w:pPr>
+            <w:r>
+              <w:rPr>
+                <w:rFonts w:ascii="Arial" w:hAnsi="Arial"/>
+                <w:b w:val="0"/>
+                <w:i w:val="0"/>
+                <w:sz w:val="19"/>
+              </w:rPr>
+              <w:t>TheSinnerMan / Keeper</w:t>
+            </w:r>
+          </w:p>
+        </w:tc>
+        <w:tc>
+          <w:tcPr>
+            <w:tcW w:type="dxa" w:w="4464"/>
+          </w:tcPr>
+          <w:p>
+            <w:pPr>
+              <w:spacing w:after="80"/>
+            </w:pPr>
+            <w:r>
+              <w:rPr>
+                <w:rFonts w:ascii="Arial" w:hAnsi="Arial"/>
+                <w:b w:val="0"/>
+                <w:i w:val="0"/>
+                <w:sz w:val="19"/>
+              </w:rPr>
+              <w:t>Independent-audit blocker-repair (Blockers 2, 3): DS-UX-024 extended with retention/deletion disclosure behavior (DS-JRN-007/DS-API-JRN-004); DS-UX-025 extended with trust-state (integrity/staleness) presentation behavior (DS-SCA-029). No requirement's core acceptance criteria removed — only extended.</w:t>
+            </w:r>
+          </w:p>
+        </w:tc>
+      </w:tr>
+      <w:tr>
+        <w:tc>
+          <w:tcPr>
+            <w:tcW w:type="dxa" w:w="1008"/>
+          </w:tcPr>
+          <w:p>
+            <w:pPr>
+              <w:spacing w:after="80"/>
+            </w:pPr>
+            <w:r>
+              <w:rPr>
+                <w:rFonts w:ascii="Arial" w:hAnsi="Arial"/>
+                <w:b w:val="0"/>
+                <w:i w:val="0"/>
+                <w:sz w:val="19"/>
+              </w:rPr>
+              <w:t>0.4.0</w:t>
+            </w:r>
+          </w:p>
+        </w:tc>
+        <w:tc>
+          <w:tcPr>
+            <w:tcW w:type="dxa" w:w="1296"/>
+          </w:tcPr>
+          <w:p>
+            <w:pPr>
+              <w:spacing w:after="80"/>
+            </w:pPr>
+            <w:r>
+              <w:rPr>
+                <w:rFonts w:ascii="Arial" w:hAnsi="Arial"/>
+                <w:b w:val="0"/>
+                <w:i w:val="0"/>
+                <w:sz w:val="19"/>
+              </w:rPr>
+              <w:t>2026-07-25</w:t>
+            </w:r>
+          </w:p>
+        </w:tc>
+        <w:tc>
+          <w:tcPr>
+            <w:tcW w:type="dxa" w:w="2304"/>
+          </w:tcPr>
+          <w:p>
+            <w:pPr>
+              <w:spacing w:after="80"/>
+            </w:pPr>
+            <w:r>
+              <w:rPr>
+                <w:rFonts w:ascii="Arial" w:hAnsi="Arial"/>
+                <w:b w:val="0"/>
+                <w:i w:val="0"/>
+                <w:sz w:val="19"/>
+              </w:rPr>
+              <w:t>TheSinnerMan / Keeper</w:t>
+            </w:r>
+          </w:p>
+        </w:tc>
+        <w:tc>
+          <w:tcPr>
+            <w:tcW w:type="dxa" w:w="4464"/>
+          </w:tcPr>
+          <w:p>
+            <w:pPr>
+              <w:spacing w:after="80"/>
+            </w:pPr>
+            <w:r>
+              <w:rPr>
+                <w:rFonts w:ascii="Arial" w:hAnsi="Arial"/>
+                <w:b w:val="0"/>
+                <w:i w:val="0"/>
+                <w:sz w:val="19"/>
+              </w:rPr>
+              <w:t xml:space="preserve">Independent-audit repair (H1, H3): added </w:t>
+            </w:r>
+            <w:r>
+              <w:rPr>
+                <w:rFonts w:ascii="Consolas" w:hAnsi="Consolas"/>
+                <w:b w:val="0"/>
+                <w:i w:val="0"/>
+                <w:sz w:val="18"/>
+              </w:rPr>
+              <w:t>DS-UX-023</w:t>
+            </w:r>
+            <w:r>
+              <w:rPr>
+                <w:rFonts w:ascii="Arial" w:hAnsi="Arial"/>
+                <w:b w:val="0"/>
+                <w:i w:val="0"/>
+                <w:sz w:val="19"/>
+              </w:rPr>
+              <w:t xml:space="preserve"> (Research Intelligence Presentation), </w:t>
+            </w:r>
+            <w:r>
+              <w:rPr>
+                <w:rFonts w:ascii="Consolas" w:hAnsi="Consolas"/>
+                <w:b w:val="0"/>
+                <w:i w:val="0"/>
+                <w:sz w:val="18"/>
+              </w:rPr>
+              <w:t>DS-UX-024</w:t>
+            </w:r>
+            <w:r>
+              <w:rPr>
+                <w:rFonts w:ascii="Arial" w:hAnsi="Arial"/>
+                <w:b w:val="0"/>
+                <w:i w:val="0"/>
+                <w:sz w:val="19"/>
+              </w:rPr>
+              <w:t xml:space="preserve"> (Journal &amp; Review Presentation), and </w:t>
+            </w:r>
+            <w:r>
+              <w:rPr>
+                <w:rFonts w:ascii="Consolas" w:hAnsi="Consolas"/>
+                <w:b w:val="0"/>
+                <w:i w:val="0"/>
+                <w:sz w:val="18"/>
+              </w:rPr>
+              <w:t>DS-UX-025</w:t>
+            </w:r>
+            <w:r>
+              <w:rPr>
+                <w:rFonts w:ascii="Arial" w:hAnsi="Arial"/>
+                <w:b w:val="0"/>
+                <w:i w:val="0"/>
+                <w:sz w:val="19"/>
+              </w:rPr>
+              <w:t xml:space="preserve"> (Trade Intelligence Package Presentation), closing the H1 UX-traceability gap. Renumbered the Founder Vision Completion section from the misnumbered "## 24." (skipping §§16–23) to the correct next-available "## 16." No prior requirement's content changed.</w:t>
+            </w:r>
+          </w:p>
+        </w:tc>
+      </w:tr>
+      <w:tr>
+        <w:tc>
+          <w:tcPr>
+            <w:tcW w:type="dxa" w:w="1008"/>
+          </w:tcPr>
+          <w:p>
+            <w:pPr>
+              <w:spacing w:after="80"/>
+            </w:pPr>
+            <w:r>
+              <w:rPr>
+                <w:rFonts w:ascii="Arial" w:hAnsi="Arial"/>
+                <w:b w:val="0"/>
+                <w:i w:val="0"/>
+                <w:sz w:val="19"/>
+              </w:rPr>
+              <w:t>0.3.0</w:t>
+            </w:r>
+          </w:p>
+        </w:tc>
+        <w:tc>
+          <w:tcPr>
+            <w:tcW w:type="dxa" w:w="1296"/>
+          </w:tcPr>
+          <w:p>
+            <w:pPr>
+              <w:spacing w:after="80"/>
+            </w:pPr>
+            <w:r>
+              <w:rPr>
+                <w:rFonts w:ascii="Arial" w:hAnsi="Arial"/>
+                <w:b w:val="0"/>
+                <w:i w:val="0"/>
+                <w:sz w:val="19"/>
+              </w:rPr>
+              <w:t>2026-07-25</w:t>
+            </w:r>
+          </w:p>
+        </w:tc>
+        <w:tc>
+          <w:tcPr>
+            <w:tcW w:type="dxa" w:w="2304"/>
+          </w:tcPr>
+          <w:p>
+            <w:pPr>
+              <w:spacing w:after="80"/>
+            </w:pPr>
+            <w:r>
+              <w:rPr>
+                <w:rFonts w:ascii="Arial" w:hAnsi="Arial"/>
+                <w:b w:val="0"/>
+                <w:i w:val="0"/>
+                <w:sz w:val="19"/>
+              </w:rPr>
+              <w:t>TheSinnerMan / Keeper</w:t>
+            </w:r>
+          </w:p>
+        </w:tc>
+        <w:tc>
+          <w:tcPr>
+            <w:tcW w:type="dxa" w:w="4464"/>
+          </w:tcPr>
+          <w:p>
+            <w:pPr>
+              <w:spacing w:after="80"/>
+            </w:pPr>
+            <w:r>
+              <w:rPr>
+                <w:rFonts w:ascii="Arial" w:hAnsi="Arial"/>
+                <w:b w:val="0"/>
+                <w:i w:val="0"/>
+                <w:sz w:val="19"/>
+              </w:rPr>
+              <w:t>Founder Vision Completion amendment and cross-volume traceability, including Discord notification boundaries where applicable.</w:t>
             </w:r>
           </w:p>
         </w:tc>
@@ -5673,21 +5961,242 @@
           <w:color w:val="0B0B0D"/>
           <w:sz w:val="44"/>
         </w:rPr>
-        <w:t>11. Non-Goals</w:t>
+        <w:t>10a. Research, Journal, and Trade Intelligence Presentation (added in the independent-audit H1 repair)</w:t>
       </w:r>
     </w:p>
     <w:p>
       <w:pPr>
+        <w:pStyle w:val="Heading2"/>
+        <w:spacing w:before="360" w:after="160"/>
+        <w:pBdr>
+          <w:bottom w:val="single" w:sz="8" w:space="4" w:color="C8A45D"/>
+        </w:pBdr>
+      </w:pPr>
+      <w:r>
+        <w:rPr>
+          <w:rFonts w:ascii="Arial" w:hAnsi="Arial"/>
+          <w:b w:val="0"/>
+          <w:i w:val="0"/>
+          <w:color w:val="17181C"/>
+          <w:sz w:val="34"/>
+        </w:rPr>
+        <w:t>DS-UX-023 — Research Intelligence Presentation</w:t>
+      </w:r>
+    </w:p>
+    <w:p>
+      <w:pPr>
         <w:spacing w:after="120" w:line="288" w:lineRule="auto"/>
       </w:pPr>
       <w:r>
         <w:rPr>
           <w:rFonts w:ascii="Arial" w:hAnsi="Arial"/>
+          <w:b/>
+          <w:i w:val="0"/>
+          <w:sz w:val="21"/>
+        </w:rPr>
+        <w:t>Release Classification:</w:t>
+      </w:r>
+      <w:r>
+        <w:rPr>
+          <w:rFonts w:ascii="Arial" w:hAnsi="Arial"/>
           <w:b w:val="0"/>
           <w:i w:val="0"/>
           <w:sz w:val="21"/>
         </w:rPr>
-        <w:t>DS-007 does not: select a specific component library, CSS/styling framework, or visual design system; define color palette, typography, or brand voice (</w:t>
+        <w:t xml:space="preserve"> Planned | </w:t>
+      </w:r>
+      <w:r>
+        <w:rPr>
+          <w:rFonts w:ascii="Arial" w:hAnsi="Arial"/>
+          <w:b/>
+          <w:i w:val="0"/>
+          <w:sz w:val="21"/>
+        </w:rPr>
+        <w:t>Governing Source:</w:t>
+      </w:r>
+      <w:r>
+        <w:rPr>
+          <w:rFonts w:ascii="Arial" w:hAnsi="Arial"/>
+          <w:b w:val="0"/>
+          <w:i w:val="0"/>
+          <w:sz w:val="21"/>
+        </w:rPr>
+        <w:t xml:space="preserve"> DS-RSH-001 through DS-RSH-005 (DS-002, Planned); DS-API-RSH-001/002/003 (DS-006, Planned)</w:t>
+      </w:r>
+    </w:p>
+    <w:p>
+      <w:pPr>
+        <w:spacing w:after="120" w:line="288" w:lineRule="auto"/>
+      </w:pPr>
+      <w:r>
+        <w:rPr>
+          <w:rFonts w:ascii="Arial" w:hAnsi="Arial"/>
+          <w:b/>
+          <w:i w:val="0"/>
+          <w:sz w:val="21"/>
+        </w:rPr>
+        <w:t>Description:</w:t>
+      </w:r>
+      <w:r>
+        <w:rPr>
+          <w:rFonts w:ascii="Arial" w:hAnsi="Arial"/>
+          <w:b w:val="0"/>
+          <w:i w:val="0"/>
+          <w:sz w:val="21"/>
+        </w:rPr>
+        <w:t xml:space="preserve"> The UI should present research evidence, catalyst timelines, and thesis monitoring with source, freshness, and confidence always visible alongside the claim they support, per DS-RSH-001/DS-PRD-002/DS-PRD-008. Conflicting evidence is shown as multiple disclosed items, never silently collapsed into one (DS-RSH-005). A thesis's original text remains visible and distinguishable from later revision flags (DS-RSH-004).</w:t>
+      </w:r>
+    </w:p>
+    <w:p>
+      <w:pPr>
+        <w:spacing w:after="120" w:line="288" w:lineRule="auto"/>
+      </w:pPr>
+      <w:r>
+        <w:rPr>
+          <w:rFonts w:ascii="Arial" w:hAnsi="Arial"/>
+          <w:b/>
+          <w:i w:val="0"/>
+          <w:sz w:val="21"/>
+        </w:rPr>
+        <w:t>Acceptance Criteria:</w:t>
+      </w:r>
+      <w:r>
+        <w:rPr>
+          <w:rFonts w:ascii="Arial" w:hAnsi="Arial"/>
+          <w:b w:val="0"/>
+          <w:i w:val="0"/>
+          <w:sz w:val="21"/>
+        </w:rPr>
+        <w:t xml:space="preserve"> Matches DS-API-RSH-001/002/003's acceptance criteria; no research surface presents a claim without a discoverable source/timestamp.</w:t>
+      </w:r>
+    </w:p>
+    <w:p>
+      <w:pPr>
+        <w:spacing w:after="120" w:line="288" w:lineRule="auto"/>
+      </w:pPr>
+      <w:r>
+        <w:rPr>
+          <w:rFonts w:ascii="Arial" w:hAnsi="Arial"/>
+          <w:b/>
+          <w:i w:val="0"/>
+          <w:sz w:val="21"/>
+        </w:rPr>
+        <w:t>Testing:</w:t>
+      </w:r>
+      <w:r>
+        <w:rPr>
+          <w:rFonts w:ascii="Arial" w:hAnsi="Arial"/>
+          <w:b w:val="0"/>
+          <w:i w:val="0"/>
+          <w:sz w:val="21"/>
+        </w:rPr>
+        <w:t xml:space="preserve"> Evidence-completeness and conflicting-evidence-disclosure test (shared with DS-API-RSH-001's own test).</w:t>
+      </w:r>
+    </w:p>
+    <w:p>
+      <w:pPr>
+        <w:pStyle w:val="Heading2"/>
+        <w:spacing w:before="360" w:after="160"/>
+        <w:pBdr>
+          <w:bottom w:val="single" w:sz="8" w:space="4" w:color="C8A45D"/>
+        </w:pBdr>
+      </w:pPr>
+      <w:r>
+        <w:rPr>
+          <w:rFonts w:ascii="Arial" w:hAnsi="Arial"/>
+          <w:b w:val="0"/>
+          <w:i w:val="0"/>
+          <w:color w:val="17181C"/>
+          <w:sz w:val="34"/>
+        </w:rPr>
+        <w:t>DS-UX-024 — Journal and Review Presentation</w:t>
+      </w:r>
+    </w:p>
+    <w:p>
+      <w:pPr>
+        <w:spacing w:after="120" w:line="288" w:lineRule="auto"/>
+      </w:pPr>
+      <w:r>
+        <w:rPr>
+          <w:rFonts w:ascii="Arial" w:hAnsi="Arial"/>
+          <w:b/>
+          <w:i w:val="0"/>
+          <w:sz w:val="21"/>
+        </w:rPr>
+        <w:t>Release Classification:</w:t>
+      </w:r>
+      <w:r>
+        <w:rPr>
+          <w:rFonts w:ascii="Arial" w:hAnsi="Arial"/>
+          <w:b w:val="0"/>
+          <w:i w:val="0"/>
+          <w:sz w:val="21"/>
+        </w:rPr>
+        <w:t xml:space="preserve"> Planned | </w:t>
+      </w:r>
+      <w:r>
+        <w:rPr>
+          <w:rFonts w:ascii="Arial" w:hAnsi="Arial"/>
+          <w:b/>
+          <w:i w:val="0"/>
+          <w:sz w:val="21"/>
+        </w:rPr>
+        <w:t>Governing Source:</w:t>
+      </w:r>
+      <w:r>
+        <w:rPr>
+          <w:rFonts w:ascii="Arial" w:hAnsi="Arial"/>
+          <w:b w:val="0"/>
+          <w:i w:val="0"/>
+          <w:sz w:val="21"/>
+        </w:rPr>
+        <w:t xml:space="preserve"> DS-JRN-001 through DS-JRN-005 (DS-002, Planned); DS-API-JRN-001/002/003 (DS-006, Planned)</w:t>
+      </w:r>
+    </w:p>
+    <w:p>
+      <w:pPr>
+        <w:spacing w:after="120" w:line="288" w:lineRule="auto"/>
+      </w:pPr>
+      <w:r>
+        <w:rPr>
+          <w:rFonts w:ascii="Arial" w:hAnsi="Arial"/>
+          <w:b/>
+          <w:i w:val="0"/>
+          <w:sz w:val="21"/>
+        </w:rPr>
+        <w:t>Description:</w:t>
+      </w:r>
+      <w:r>
+        <w:rPr>
+          <w:rFonts w:ascii="Arial" w:hAnsi="Arial"/>
+          <w:b w:val="0"/>
+          <w:i w:val="0"/>
+          <w:sz w:val="21"/>
+        </w:rPr>
+        <w:t xml:space="preserve"> The UI should present a journal entry's original plan as permanently distinguishable from later amendments (DS-JRN-002), and daily/weekly review surfaces should visually separate deterministic performance figures from Sage's narrative commentary (DS-JRN-003/004/005), never blending the two into one undifferentiated block of text.</w:t>
+      </w:r>
+    </w:p>
+    <w:p>
+      <w:pPr>
+        <w:spacing w:after="120" w:line="288" w:lineRule="auto"/>
+      </w:pPr>
+      <w:r>
+        <w:rPr>
+          <w:rFonts w:ascii="Arial" w:hAnsi="Arial"/>
+          <w:b/>
+          <w:i w:val="0"/>
+          <w:sz w:val="21"/>
+        </w:rPr>
+        <w:t>Acceptance Criteria:</w:t>
+      </w:r>
+      <w:r>
+        <w:rPr>
+          <w:rFonts w:ascii="Arial" w:hAnsi="Arial"/>
+          <w:b w:val="0"/>
+          <w:i w:val="0"/>
+          <w:sz w:val="21"/>
+        </w:rPr>
+        <w:t xml:space="preserve"> Matches DS-API-JRN-001/002/003's acceptance criteria; no review surface presents </w:t>
       </w:r>
       <w:r>
         <w:rPr>
@@ -5696,7 +6205,7 @@
           <w:i w:val="0"/>
           <w:sz w:val="20"/>
         </w:rPr>
-        <w:t>docs/standards/BRAND_GUIDE.md</w:t>
+        <w:t>sage_commentary</w:t>
       </w:r>
       <w:r>
         <w:rPr>
@@ -5705,7 +6214,154 @@
           <w:i w:val="0"/>
           <w:sz w:val="21"/>
         </w:rPr>
-        <w:t>/</w:t>
+        <w:t xml:space="preserve"> with the same visual treatment as a deterministic figure (consistent with DS-UX-010's uncertainty/confidence labeling pattern). </w:t>
+      </w:r>
+      <w:r>
+        <w:rPr>
+          <w:rFonts w:ascii="Arial" w:hAnsi="Arial"/>
+          <w:b/>
+          <w:i w:val="0"/>
+          <w:sz w:val="21"/>
+        </w:rPr>
+        <w:t>Retention/deletion presentation (DS-JRN-007, DS-API-JRN-004):</w:t>
+      </w:r>
+      <w:r>
+        <w:rPr>
+          <w:rFonts w:ascii="Arial" w:hAnsi="Arial"/>
+          <w:b w:val="0"/>
+          <w:i w:val="0"/>
+          <w:sz w:val="21"/>
+        </w:rPr>
+        <w:t xml:space="preserve"> a deletion action clearly discloses, before confirmation, what will be deleted (private narrative, attachments) versus what will be retained (any linked immutable Transaction/AuditLogEntry, or a legal/audit-exception-retained record's factual fields), offers export-before-delete where supported, and reports deletion status/failure per DS-OPS-003's understandable-error pattern.</w:t>
+      </w:r>
+    </w:p>
+    <w:p>
+      <w:pPr>
+        <w:spacing w:after="120" w:line="288" w:lineRule="auto"/>
+      </w:pPr>
+      <w:r>
+        <w:rPr>
+          <w:rFonts w:ascii="Arial" w:hAnsi="Arial"/>
+          <w:b/>
+          <w:i w:val="0"/>
+          <w:sz w:val="21"/>
+        </w:rPr>
+        <w:t>Testing:</w:t>
+      </w:r>
+      <w:r>
+        <w:rPr>
+          <w:rFonts w:ascii="Arial" w:hAnsi="Arial"/>
+          <w:b w:val="0"/>
+          <w:i w:val="0"/>
+          <w:sz w:val="21"/>
+        </w:rPr>
+        <w:t xml:space="preserve"> Original-plan-vs-amendment visual-distinction test; deterministic-vs-commentary separation test (shared with DS-API-JRN-002's own test); deletion-disclosure and export-before-delete UX test (shared with DS-API-JRN-004's own test).</w:t>
+      </w:r>
+    </w:p>
+    <w:p>
+      <w:pPr>
+        <w:pStyle w:val="Heading2"/>
+        <w:spacing w:before="360" w:after="160"/>
+        <w:pBdr>
+          <w:bottom w:val="single" w:sz="8" w:space="4" w:color="C8A45D"/>
+        </w:pBdr>
+      </w:pPr>
+      <w:r>
+        <w:rPr>
+          <w:rFonts w:ascii="Arial" w:hAnsi="Arial"/>
+          <w:b w:val="0"/>
+          <w:i w:val="0"/>
+          <w:color w:val="17181C"/>
+          <w:sz w:val="34"/>
+        </w:rPr>
+        <w:t>DS-UX-025 — Trade Intelligence Package Presentation</w:t>
+      </w:r>
+    </w:p>
+    <w:p>
+      <w:pPr>
+        <w:spacing w:after="120" w:line="288" w:lineRule="auto"/>
+      </w:pPr>
+      <w:r>
+        <w:rPr>
+          <w:rFonts w:ascii="Arial" w:hAnsi="Arial"/>
+          <w:b/>
+          <w:i w:val="0"/>
+          <w:sz w:val="21"/>
+        </w:rPr>
+        <w:t>Release Classification:</w:t>
+      </w:r>
+      <w:r>
+        <w:rPr>
+          <w:rFonts w:ascii="Arial" w:hAnsi="Arial"/>
+          <w:b w:val="0"/>
+          <w:i w:val="0"/>
+          <w:sz w:val="21"/>
+        </w:rPr>
+        <w:t xml:space="preserve"> Planned | </w:t>
+      </w:r>
+      <w:r>
+        <w:rPr>
+          <w:rFonts w:ascii="Arial" w:hAnsi="Arial"/>
+          <w:b/>
+          <w:i w:val="0"/>
+          <w:sz w:val="21"/>
+        </w:rPr>
+        <w:t>Governing Source:</w:t>
+      </w:r>
+      <w:r>
+        <w:rPr>
+          <w:rFonts w:ascii="Arial" w:hAnsi="Arial"/>
+          <w:b w:val="0"/>
+          <w:i w:val="0"/>
+          <w:sz w:val="21"/>
+        </w:rPr>
+        <w:t xml:space="preserve"> DS-SIG-005 (DS-002, Planned); DS-API-TIP-001 (DS-006, Planned); DS-ARC-028 (DS-004, Planned)</w:t>
+      </w:r>
+    </w:p>
+    <w:p>
+      <w:pPr>
+        <w:spacing w:after="120" w:line="288" w:lineRule="auto"/>
+      </w:pPr>
+      <w:r>
+        <w:rPr>
+          <w:rFonts w:ascii="Arial" w:hAnsi="Arial"/>
+          <w:b/>
+          <w:i w:val="0"/>
+          <w:sz w:val="21"/>
+        </w:rPr>
+        <w:t>Description:</w:t>
+      </w:r>
+      <w:r>
+        <w:rPr>
+          <w:rFonts w:ascii="Arial" w:hAnsi="Arial"/>
+          <w:b w:val="0"/>
+          <w:i w:val="0"/>
+          <w:sz w:val="21"/>
+        </w:rPr>
+        <w:t xml:space="preserve"> The UI should present a Trade Intelligence Package identically across every surface that references it (chart overlay, journal capture, alert, audit) — same package ID and version, same field values — reusing DS-UX-016's interface-state lifecycle and DS-UX-012's data-state labeling for the package's own freshness/simulation state rather than introducing a parallel presentation pattern.</w:t>
+      </w:r>
+    </w:p>
+    <w:p>
+      <w:pPr>
+        <w:spacing w:after="120" w:line="288" w:lineRule="auto"/>
+      </w:pPr>
+      <w:r>
+        <w:rPr>
+          <w:rFonts w:ascii="Arial" w:hAnsi="Arial"/>
+          <w:b/>
+          <w:i w:val="0"/>
+          <w:sz w:val="21"/>
+        </w:rPr>
+        <w:t>Acceptance Criteria:</w:t>
+      </w:r>
+      <w:r>
+        <w:rPr>
+          <w:rFonts w:ascii="Arial" w:hAnsi="Arial"/>
+          <w:b w:val="0"/>
+          <w:i w:val="0"/>
+          <w:sz w:val="21"/>
+        </w:rPr>
+        <w:t xml:space="preserve"> A package rendered on a chart and the same package viewed in the journal show identical field values for the same </w:t>
       </w:r>
       <w:r>
         <w:rPr>
@@ -5714,7 +6370,7 @@
           <w:i w:val="0"/>
           <w:sz w:val="20"/>
         </w:rPr>
-        <w:t>STYLE_GUIDE.md</w:t>
+        <w:t>package_id</w:t>
       </w:r>
       <w:r>
         <w:rPr>
@@ -5723,7 +6379,48 @@
           <w:i w:val="0"/>
           <w:sz w:val="21"/>
         </w:rPr>
-        <w:t>); redesign any DS-004 architectural boundary or DS-006 API contract; commit any UI capability beyond what DS-002 (DS-WKS/DS-USR/DS-NFR) has approved; or make widget/UI visibility itself an enabled-system-capability control (DS-UX-001 fixes this as a permanent constraint, not a current-scope omission).</w:t>
+        <w:t xml:space="preserve">/version (shared with DS-ARC-028's cross-surface consistency test); a missing field is shown as explicit/absent, never fabricated. </w:t>
+      </w:r>
+      <w:r>
+        <w:rPr>
+          <w:rFonts w:ascii="Arial" w:hAnsi="Arial"/>
+          <w:b/>
+          <w:i w:val="0"/>
+          <w:sz w:val="21"/>
+        </w:rPr>
+        <w:t>Trust-state presentation (DS-SCA-029, added for independent-audit Blocker 2):</w:t>
+      </w:r>
+      <w:r>
+        <w:rPr>
+          <w:rFonts w:ascii="Arial" w:hAnsi="Arial"/>
+          <w:b w:val="0"/>
+          <w:i w:val="0"/>
+          <w:sz w:val="21"/>
+        </w:rPr>
+        <w:t xml:space="preserve"> a package whose integrity cannot be verified, or whose data-freshness has expired, is visually and textually distinguished from a verified/current package on every surface — never rendered with the same confidence treatment as a fully-verified, current package.</w:t>
+      </w:r>
+    </w:p>
+    <w:p>
+      <w:pPr>
+        <w:spacing w:after="120" w:line="288" w:lineRule="auto"/>
+      </w:pPr>
+      <w:r>
+        <w:rPr>
+          <w:rFonts w:ascii="Arial" w:hAnsi="Arial"/>
+          <w:b/>
+          <w:i w:val="0"/>
+          <w:sz w:val="21"/>
+        </w:rPr>
+        <w:t>Testing:</w:t>
+      </w:r>
+      <w:r>
+        <w:rPr>
+          <w:rFonts w:ascii="Arial" w:hAnsi="Arial"/>
+          <w:b w:val="0"/>
+          <w:i w:val="0"/>
+          <w:sz w:val="21"/>
+        </w:rPr>
+        <w:t xml:space="preserve"> Cross-surface consistency test (shared with DS-ARC-028/DS-API-TIP-001's own test); trust-state/stale-disclosure test (shared with DS-SCA-029's own test).</w:t>
       </w:r>
     </w:p>
     <w:p>
@@ -5742,13 +6439,12 @@
           <w:color w:val="0B0B0D"/>
           <w:sz w:val="44"/>
         </w:rPr>
-        <w:t>12. Dependencies</w:t>
+        <w:t>11. Non-Goals</w:t>
       </w:r>
     </w:p>
     <w:p>
       <w:pPr>
-        <w:pStyle w:val="ListBullet"/>
-        <w:spacing w:after="60"/>
+        <w:spacing w:after="120" w:line="288" w:lineRule="auto"/>
       </w:pPr>
       <w:r>
         <w:rPr>
@@ -5757,68 +6453,8 @@
           <w:i w:val="0"/>
           <w:sz w:val="21"/>
         </w:rPr>
-        <w:t>DS-001</w:t>
-      </w:r>
-      <w:r>
-        <w:rPr>
-          <w:rFonts w:ascii="Arial" w:hAnsi="Arial"/>
-          <w:b w:val="0"/>
-          <w:i w:val="0"/>
-          <w:sz w:val="21"/>
-        </w:rPr>
-        <w:t xml:space="preserve">, </w:t>
-      </w:r>
-      <w:r>
-        <w:rPr>
-          <w:rFonts w:ascii="Arial" w:hAnsi="Arial"/>
-          <w:b w:val="0"/>
-          <w:i w:val="0"/>
-          <w:sz w:val="21"/>
-        </w:rPr>
-        <w:t>DS-002</w:t>
-      </w:r>
-      <w:r>
-        <w:rPr>
-          <w:rFonts w:ascii="Arial" w:hAnsi="Arial"/>
-          <w:b w:val="0"/>
-          <w:i w:val="0"/>
-          <w:sz w:val="21"/>
-        </w:rPr>
-        <w:t xml:space="preserve"> (DS-WKS, DS-USR, DS-NFR, DS-SIG, DS-CHT, DS-OPS families), </w:t>
-      </w:r>
-      <w:r>
-        <w:rPr>
-          <w:rFonts w:ascii="Arial" w:hAnsi="Arial"/>
-          <w:b w:val="0"/>
-          <w:i w:val="0"/>
-          <w:sz w:val="21"/>
-        </w:rPr>
-        <w:t>DS-004</w:t>
-      </w:r>
-      <w:r>
-        <w:rPr>
-          <w:rFonts w:ascii="Arial" w:hAnsi="Arial"/>
-          <w:b w:val="0"/>
-          <w:i w:val="0"/>
-          <w:sz w:val="21"/>
-        </w:rPr>
-        <w:t xml:space="preserve">, </w:t>
-      </w:r>
-      <w:r>
-        <w:rPr>
-          <w:rFonts w:ascii="Arial" w:hAnsi="Arial"/>
-          <w:b w:val="0"/>
-          <w:i w:val="0"/>
-          <w:sz w:val="21"/>
-        </w:rPr>
-        <w:t>DS-006</w:t>
-      </w:r>
-    </w:p>
-    <w:p>
-      <w:pPr>
-        <w:pStyle w:val="ListBullet"/>
-        <w:spacing w:after="60"/>
-      </w:pPr>
+        <w:t>DS-007 does not: select a specific component library, CSS/styling framework, or visual design system; define color palette, typography, or brand voice (</w:t>
+      </w:r>
       <w:r>
         <w:rPr>
           <w:rFonts w:ascii="Consolas" w:hAnsi="Consolas"/>
@@ -5835,7 +6471,7 @@
           <w:i w:val="0"/>
           <w:sz w:val="21"/>
         </w:rPr>
-        <w:t xml:space="preserve">, </w:t>
+        <w:t>/</w:t>
       </w:r>
       <w:r>
         <w:rPr>
@@ -5844,14 +6480,8 @@
           <w:i w:val="0"/>
           <w:sz w:val="20"/>
         </w:rPr>
-        <w:t>docs/standards/STYLE_GUIDE.md</w:t>
-      </w:r>
-    </w:p>
-    <w:p>
-      <w:pPr>
-        <w:pStyle w:val="ListBullet"/>
-        <w:spacing w:after="60"/>
-      </w:pPr>
+        <w:t>STYLE_GUIDE.md</w:t>
+      </w:r>
       <w:r>
         <w:rPr>
           <w:rFonts w:ascii="Arial" w:hAnsi="Arial"/>
@@ -5859,7 +6489,7 @@
           <w:i w:val="0"/>
           <w:sz w:val="21"/>
         </w:rPr>
-        <w:t>ADR-001, ADR-004</w:t>
+        <w:t>); redesign any DS-004 architectural boundary or DS-006 API contract; commit any UI capability beyond what DS-002 (DS-WKS/DS-USR/DS-NFR) has approved; or make widget/UI visibility itself an enabled-system-capability control (DS-UX-001 fixes this as a permanent constraint, not a current-scope omission).</w:t>
       </w:r>
     </w:p>
     <w:p>
@@ -5878,7 +6508,7 @@
           <w:color w:val="0B0B0D"/>
           <w:sz w:val="44"/>
         </w:rPr>
-        <w:t>13. Risks and Constraints</w:t>
+        <w:t>12. Dependencies</w:t>
       </w:r>
     </w:p>
     <w:p>
@@ -5889,20 +6519,65 @@
       <w:r>
         <w:rPr>
           <w:rFonts w:ascii="Arial" w:hAnsi="Arial"/>
-          <w:b/>
-          <w:i w:val="0"/>
-          <w:sz w:val="21"/>
-        </w:rPr>
-        <w:t>Sequencing:</w:t>
-      </w:r>
-      <w:r>
-        <w:rPr>
-          <w:rFonts w:ascii="Arial" w:hAnsi="Arial"/>
           <w:b w:val="0"/>
           <w:i w:val="0"/>
           <w:sz w:val="21"/>
         </w:rPr>
-        <w:t xml:space="preserve"> the Sage-specific explainability/conversational patterns (DS-UX-009's Planned extension, DS-UX-021) are authored ahead of DS-003's Phase 6 implementation; both are Planned and explicitly reference DS-003's own requirements rather than redefining Sage behavior, avoiding a DS-007-owns-Sage-behavior conflict.</w:t>
+        <w:t>DS-001</w:t>
+      </w:r>
+      <w:r>
+        <w:rPr>
+          <w:rFonts w:ascii="Arial" w:hAnsi="Arial"/>
+          <w:b w:val="0"/>
+          <w:i w:val="0"/>
+          <w:sz w:val="21"/>
+        </w:rPr>
+        <w:t xml:space="preserve">, </w:t>
+      </w:r>
+      <w:r>
+        <w:rPr>
+          <w:rFonts w:ascii="Arial" w:hAnsi="Arial"/>
+          <w:b w:val="0"/>
+          <w:i w:val="0"/>
+          <w:sz w:val="21"/>
+        </w:rPr>
+        <w:t>DS-002</w:t>
+      </w:r>
+      <w:r>
+        <w:rPr>
+          <w:rFonts w:ascii="Arial" w:hAnsi="Arial"/>
+          <w:b w:val="0"/>
+          <w:i w:val="0"/>
+          <w:sz w:val="21"/>
+        </w:rPr>
+        <w:t xml:space="preserve"> (DS-WKS, DS-USR, DS-NFR, DS-SIG, DS-CHT, DS-OPS families), </w:t>
+      </w:r>
+      <w:r>
+        <w:rPr>
+          <w:rFonts w:ascii="Arial" w:hAnsi="Arial"/>
+          <w:b w:val="0"/>
+          <w:i w:val="0"/>
+          <w:sz w:val="21"/>
+        </w:rPr>
+        <w:t>DS-004</w:t>
+      </w:r>
+      <w:r>
+        <w:rPr>
+          <w:rFonts w:ascii="Arial" w:hAnsi="Arial"/>
+          <w:b w:val="0"/>
+          <w:i w:val="0"/>
+          <w:sz w:val="21"/>
+        </w:rPr>
+        <w:t xml:space="preserve">, </w:t>
+      </w:r>
+      <w:r>
+        <w:rPr>
+          <w:rFonts w:ascii="Arial" w:hAnsi="Arial"/>
+          <w:b w:val="0"/>
+          <w:i w:val="0"/>
+          <w:sz w:val="21"/>
+        </w:rPr>
+        <w:t>DS-006</w:t>
       </w:r>
     </w:p>
     <w:p>
@@ -5912,30 +6587,12 @@
       </w:pPr>
       <w:r>
         <w:rPr>
-          <w:rFonts w:ascii="Arial" w:hAnsi="Arial"/>
-          <w:b/>
-          <w:i w:val="0"/>
-          <w:sz w:val="21"/>
-        </w:rPr>
-        <w:t>Classification discipline:</w:t>
-      </w:r>
-      <w:r>
-        <w:rPr>
-          <w:rFonts w:ascii="Arial" w:hAnsi="Arial"/>
-          <w:b w:val="0"/>
-          <w:i w:val="0"/>
-          <w:sz w:val="21"/>
-        </w:rPr>
-        <w:t xml:space="preserve"> every Committed/MVP </w:t>
-      </w:r>
-      <w:r>
-        <w:rPr>
           <w:rFonts w:ascii="Consolas" w:hAnsi="Consolas"/>
           <w:b w:val="0"/>
           <w:i w:val="0"/>
           <w:sz w:val="20"/>
         </w:rPr>
-        <w:t>DS-UX-NNN</w:t>
+        <w:t>docs/standards/BRAND_GUIDE.md</w:t>
       </w:r>
       <w:r>
         <w:rPr>
@@ -5944,7 +6601,31 @@
           <w:i w:val="0"/>
           <w:sz w:val="21"/>
         </w:rPr>
-        <w:t xml:space="preserve"> requirement traces to an already-Committed DS-002/DS-004/DS-006 source; no requirement in this document promotes a Planned upstream item (DS-WKS-002/003/004/005/006, DS-USR-003/004/005, DS-RSK-003, DS-AI/DS-SGE, DS-NFR-004) to Committed. Where a Committed baseline and a Planned extension share one topic (DS-UX-009, DS-UX-011), the two are explicitly separated using the same field-splitting pattern established in DS-005/DS-006 — including DS-UX-016 (Committed core lifecycle) and DS-UX-022 (Planned assistive-technology announcement of that lifecycle), split in the DS-007 accessibility-classification repair to avoid DS-UX-016 depending on the Planned DS-NFR-004/DS-UX-017 accessibility work it had previously cited as a Committed acceptance criterion.</w:t>
+        <w:t xml:space="preserve">, </w:t>
+      </w:r>
+      <w:r>
+        <w:rPr>
+          <w:rFonts w:ascii="Consolas" w:hAnsi="Consolas"/>
+          <w:b w:val="0"/>
+          <w:i w:val="0"/>
+          <w:sz w:val="20"/>
+        </w:rPr>
+        <w:t>docs/standards/STYLE_GUIDE.md</w:t>
+      </w:r>
+    </w:p>
+    <w:p>
+      <w:pPr>
+        <w:pStyle w:val="ListBullet"/>
+        <w:spacing w:after="60"/>
+      </w:pPr>
+      <w:r>
+        <w:rPr>
+          <w:rFonts w:ascii="Arial" w:hAnsi="Arial"/>
+          <w:b w:val="0"/>
+          <w:i w:val="0"/>
+          <w:sz w:val="21"/>
+        </w:rPr>
+        <w:t>ADR-001, ADR-004</w:t>
       </w:r>
     </w:p>
     <w:p>
@@ -5963,13 +6644,23 @@
           <w:color w:val="0B0B0D"/>
           <w:sz w:val="44"/>
         </w:rPr>
-        <w:t>14. Verification Approach</w:t>
+        <w:t>13. Risks and Constraints</w:t>
       </w:r>
     </w:p>
     <w:p>
       <w:pPr>
-        <w:spacing w:after="120" w:line="288" w:lineRule="auto"/>
-      </w:pPr>
+        <w:pStyle w:val="ListBullet"/>
+        <w:spacing w:after="60"/>
+      </w:pPr>
+      <w:r>
+        <w:rPr>
+          <w:rFonts w:ascii="Arial" w:hAnsi="Arial"/>
+          <w:b/>
+          <w:i w:val="0"/>
+          <w:sz w:val="21"/>
+        </w:rPr>
+        <w:t>Sequencing:</w:t>
+      </w:r>
       <w:r>
         <w:rPr>
           <w:rFonts w:ascii="Arial" w:hAnsi="Arial"/>
@@ -5977,7 +6668,31 @@
           <w:i w:val="0"/>
           <w:sz w:val="21"/>
         </w:rPr>
-        <w:t xml:space="preserve">Each </w:t>
+        <w:t xml:space="preserve"> the Sage-specific explainability/conversational patterns (DS-UX-009's Planned extension, DS-UX-021) are authored ahead of DS-003's Phase 6 implementation; both are Planned and explicitly reference DS-003's own requirements rather than redefining Sage behavior, avoiding a DS-007-owns-Sage-behavior conflict.</w:t>
+      </w:r>
+    </w:p>
+    <w:p>
+      <w:pPr>
+        <w:pStyle w:val="ListBullet"/>
+        <w:spacing w:after="60"/>
+      </w:pPr>
+      <w:r>
+        <w:rPr>
+          <w:rFonts w:ascii="Arial" w:hAnsi="Arial"/>
+          <w:b/>
+          <w:i w:val="0"/>
+          <w:sz w:val="21"/>
+        </w:rPr>
+        <w:t>Classification discipline:</w:t>
+      </w:r>
+      <w:r>
+        <w:rPr>
+          <w:rFonts w:ascii="Arial" w:hAnsi="Arial"/>
+          <w:b w:val="0"/>
+          <w:i w:val="0"/>
+          <w:sz w:val="21"/>
+        </w:rPr>
+        <w:t xml:space="preserve"> every Committed/MVP </w:t>
       </w:r>
       <w:r>
         <w:rPr>
@@ -5995,25 +6710,7 @@
           <w:i w:val="0"/>
           <w:sz w:val="21"/>
         </w:rPr>
-        <w:t xml:space="preserve"> requirement states its own Testing. Document-level verification (unique-ID check, cross-reference consistency against DS-001/DS-002/DS-004/DS-006, no Committed requirement depending on a Planned-only capability) recorded in </w:t>
-      </w:r>
-      <w:r>
-        <w:rPr>
-          <w:rFonts w:ascii="Consolas" w:hAnsi="Consolas"/>
-          <w:b w:val="0"/>
-          <w:i w:val="0"/>
-          <w:sz w:val="20"/>
-        </w:rPr>
-        <w:t>.ai-workflow/HANDOFF.md</w:t>
-      </w:r>
-      <w:r>
-        <w:rPr>
-          <w:rFonts w:ascii="Arial" w:hAnsi="Arial"/>
-          <w:b w:val="0"/>
-          <w:i w:val="0"/>
-          <w:sz w:val="21"/>
-        </w:rPr>
-        <w:t>.</w:t>
+        <w:t xml:space="preserve"> requirement traces to an already-Committed DS-002/DS-004/DS-006 source; no requirement in this document promotes a Planned upstream item (DS-WKS-002/003/004/005/006, DS-USR-003/004/005, DS-RSK-003, DS-AI/DS-SGE, DS-NFR-004) to Committed. Where a Committed baseline and a Planned extension share one topic (DS-UX-009, DS-UX-011), the two are explicitly separated using the same field-splitting pattern established in DS-005/DS-006 — including DS-UX-016 (Committed core lifecycle) and DS-UX-022 (Planned assistive-technology announcement of that lifecycle), split in the DS-007 accessibility-classification repair to avoid DS-UX-016 depending on the Planned DS-NFR-004/DS-UX-017 accessibility work it had previously cited as a Committed acceptance criterion.</w:t>
       </w:r>
     </w:p>
     <w:p>
@@ -6032,14 +6729,22 @@
           <w:color w:val="0B0B0D"/>
           <w:sz w:val="44"/>
         </w:rPr>
-        <w:t>15. References</w:t>
+        <w:t>14. Verification Approach</w:t>
       </w:r>
     </w:p>
     <w:p>
       <w:pPr>
-        <w:pStyle w:val="ListBullet"/>
-        <w:spacing w:after="60"/>
-      </w:pPr>
+        <w:spacing w:after="120" w:line="288" w:lineRule="auto"/>
+      </w:pPr>
+      <w:r>
+        <w:rPr>
+          <w:rFonts w:ascii="Arial" w:hAnsi="Arial"/>
+          <w:b w:val="0"/>
+          <w:i w:val="0"/>
+          <w:sz w:val="21"/>
+        </w:rPr>
+        <w:t xml:space="preserve">Each </w:t>
+      </w:r>
       <w:r>
         <w:rPr>
           <w:rFonts w:ascii="Consolas" w:hAnsi="Consolas"/>
@@ -6047,7 +6752,7 @@
           <w:i w:val="0"/>
           <w:sz w:val="20"/>
         </w:rPr>
-        <w:t>docs/codex/Volume-02-Product/requirements/DS-WKS-Workspace-Studio.md</w:t>
+        <w:t>DS-UX-NNN</w:t>
       </w:r>
       <w:r>
         <w:rPr>
@@ -6056,7 +6761,7 @@
           <w:i w:val="0"/>
           <w:sz w:val="21"/>
         </w:rPr>
-        <w:t xml:space="preserve">, </w:t>
+        <w:t xml:space="preserve"> requirement states its own Testing. Document-level verification (unique-ID check, cross-reference consistency against DS-001/DS-002/DS-004/DS-006, no Committed requirement depending on a Planned-only capability) recorded in </w:t>
       </w:r>
       <w:r>
         <w:rPr>
@@ -6065,7 +6770,7 @@
           <w:i w:val="0"/>
           <w:sz w:val="20"/>
         </w:rPr>
-        <w:t>DS-USR-Users-and-Onboarding.md</w:t>
+        <w:t>.ai-workflow/HANDOFF.md</w:t>
       </w:r>
       <w:r>
         <w:rPr>
@@ -6074,133 +6779,7 @@
           <w:i w:val="0"/>
           <w:sz w:val="21"/>
         </w:rPr>
-        <w:t xml:space="preserve">, </w:t>
-      </w:r>
-      <w:r>
-        <w:rPr>
-          <w:rFonts w:ascii="Consolas" w:hAnsi="Consolas"/>
-          <w:b w:val="0"/>
-          <w:i w:val="0"/>
-          <w:sz w:val="20"/>
-        </w:rPr>
-        <w:t>DS-NFR-Non-Functional.md</w:t>
-      </w:r>
-      <w:r>
-        <w:rPr>
-          <w:rFonts w:ascii="Arial" w:hAnsi="Arial"/>
-          <w:b w:val="0"/>
-          <w:i w:val="0"/>
-          <w:sz w:val="21"/>
-        </w:rPr>
-        <w:t xml:space="preserve">, </w:t>
-      </w:r>
-      <w:r>
-        <w:rPr>
-          <w:rFonts w:ascii="Consolas" w:hAnsi="Consolas"/>
-          <w:b w:val="0"/>
-          <w:i w:val="0"/>
-          <w:sz w:val="20"/>
-        </w:rPr>
-        <w:t>DS-SIG-Signal-System.md</w:t>
-      </w:r>
-      <w:r>
-        <w:rPr>
-          <w:rFonts w:ascii="Arial" w:hAnsi="Arial"/>
-          <w:b w:val="0"/>
-          <w:i w:val="0"/>
-          <w:sz w:val="21"/>
-        </w:rPr>
-        <w:t xml:space="preserve">, </w:t>
-      </w:r>
-      <w:r>
-        <w:rPr>
-          <w:rFonts w:ascii="Consolas" w:hAnsi="Consolas"/>
-          <w:b w:val="0"/>
-          <w:i w:val="0"/>
-          <w:sz w:val="20"/>
-        </w:rPr>
-        <w:t>DS-CHT-Charts.md</w:t>
-      </w:r>
-      <w:r>
-        <w:rPr>
-          <w:rFonts w:ascii="Arial" w:hAnsi="Arial"/>
-          <w:b w:val="0"/>
-          <w:i w:val="0"/>
-          <w:sz w:val="21"/>
-        </w:rPr>
-        <w:t xml:space="preserve">, </w:t>
-      </w:r>
-      <w:r>
-        <w:rPr>
-          <w:rFonts w:ascii="Consolas" w:hAnsi="Consolas"/>
-          <w:b w:val="0"/>
-          <w:i w:val="0"/>
-          <w:sz w:val="20"/>
-        </w:rPr>
-        <w:t>DS-OPS-Operations.md</w:t>
-      </w:r>
-    </w:p>
-    <w:p>
-      <w:pPr>
-        <w:pStyle w:val="ListBullet"/>
-        <w:spacing w:after="60"/>
-      </w:pPr>
-      <w:r>
-        <w:rPr>
-          <w:rFonts w:ascii="Consolas" w:hAnsi="Consolas"/>
-          <w:b w:val="0"/>
-          <w:i w:val="0"/>
-          <w:sz w:val="20"/>
-        </w:rPr>
-        <w:t>docs/codex/Volume-04-Architecture/DS-004-Technical-Architecture.md</w:t>
-      </w:r>
-    </w:p>
-    <w:p>
-      <w:pPr>
-        <w:pStyle w:val="ListBullet"/>
-        <w:spacing w:after="60"/>
-      </w:pPr>
-      <w:r>
-        <w:rPr>
-          <w:rFonts w:ascii="Consolas" w:hAnsi="Consolas"/>
-          <w:b w:val="0"/>
-          <w:i w:val="0"/>
-          <w:sz w:val="20"/>
-        </w:rPr>
-        <w:t>docs/codex/Volume-06-API/DS-006-API-Specification.md</w:t>
-      </w:r>
-    </w:p>
-    <w:p>
-      <w:pPr>
-        <w:pStyle w:val="ListBullet"/>
-        <w:spacing w:after="60"/>
-      </w:pPr>
-      <w:r>
-        <w:rPr>
-          <w:rFonts w:ascii="Consolas" w:hAnsi="Consolas"/>
-          <w:b w:val="0"/>
-          <w:i w:val="0"/>
-          <w:sz w:val="20"/>
-        </w:rPr>
-        <w:t>docs/standards/BRAND_GUIDE.md</w:t>
-      </w:r>
-      <w:r>
-        <w:rPr>
-          <w:rFonts w:ascii="Arial" w:hAnsi="Arial"/>
-          <w:b w:val="0"/>
-          <w:i w:val="0"/>
-          <w:sz w:val="21"/>
-        </w:rPr>
-        <w:t xml:space="preserve">, </w:t>
-      </w:r>
-      <w:r>
-        <w:rPr>
-          <w:rFonts w:ascii="Consolas" w:hAnsi="Consolas"/>
-          <w:b w:val="0"/>
-          <w:i w:val="0"/>
-          <w:sz w:val="20"/>
-        </w:rPr>
-        <w:t>docs/standards/STYLE_GUIDE.md</w:t>
+        <w:t>.</w:t>
       </w:r>
     </w:p>
     <w:p>
@@ -6219,11 +6798,198 @@
           <w:color w:val="0B0B0D"/>
           <w:sz w:val="44"/>
         </w:rPr>
-        <w:t>Appendix A — Open Questions</w:t>
+        <w:t>15. References</w:t>
       </w:r>
     </w:p>
     <w:p>
       <w:pPr>
+        <w:pStyle w:val="ListBullet"/>
+        <w:spacing w:after="60"/>
+      </w:pPr>
+      <w:r>
+        <w:rPr>
+          <w:rFonts w:ascii="Consolas" w:hAnsi="Consolas"/>
+          <w:b w:val="0"/>
+          <w:i w:val="0"/>
+          <w:sz w:val="20"/>
+        </w:rPr>
+        <w:t>docs/codex/Volume-02-Product/requirements/DS-WKS-Workspace-Studio.md</w:t>
+      </w:r>
+      <w:r>
+        <w:rPr>
+          <w:rFonts w:ascii="Arial" w:hAnsi="Arial"/>
+          <w:b w:val="0"/>
+          <w:i w:val="0"/>
+          <w:sz w:val="21"/>
+        </w:rPr>
+        <w:t xml:space="preserve">, </w:t>
+      </w:r>
+      <w:r>
+        <w:rPr>
+          <w:rFonts w:ascii="Consolas" w:hAnsi="Consolas"/>
+          <w:b w:val="0"/>
+          <w:i w:val="0"/>
+          <w:sz w:val="20"/>
+        </w:rPr>
+        <w:t>DS-USR-Users-and-Onboarding.md</w:t>
+      </w:r>
+      <w:r>
+        <w:rPr>
+          <w:rFonts w:ascii="Arial" w:hAnsi="Arial"/>
+          <w:b w:val="0"/>
+          <w:i w:val="0"/>
+          <w:sz w:val="21"/>
+        </w:rPr>
+        <w:t xml:space="preserve">, </w:t>
+      </w:r>
+      <w:r>
+        <w:rPr>
+          <w:rFonts w:ascii="Consolas" w:hAnsi="Consolas"/>
+          <w:b w:val="0"/>
+          <w:i w:val="0"/>
+          <w:sz w:val="20"/>
+        </w:rPr>
+        <w:t>DS-NFR-Non-Functional.md</w:t>
+      </w:r>
+      <w:r>
+        <w:rPr>
+          <w:rFonts w:ascii="Arial" w:hAnsi="Arial"/>
+          <w:b w:val="0"/>
+          <w:i w:val="0"/>
+          <w:sz w:val="21"/>
+        </w:rPr>
+        <w:t xml:space="preserve">, </w:t>
+      </w:r>
+      <w:r>
+        <w:rPr>
+          <w:rFonts w:ascii="Consolas" w:hAnsi="Consolas"/>
+          <w:b w:val="0"/>
+          <w:i w:val="0"/>
+          <w:sz w:val="20"/>
+        </w:rPr>
+        <w:t>DS-SIG-Signal-System.md</w:t>
+      </w:r>
+      <w:r>
+        <w:rPr>
+          <w:rFonts w:ascii="Arial" w:hAnsi="Arial"/>
+          <w:b w:val="0"/>
+          <w:i w:val="0"/>
+          <w:sz w:val="21"/>
+        </w:rPr>
+        <w:t xml:space="preserve">, </w:t>
+      </w:r>
+      <w:r>
+        <w:rPr>
+          <w:rFonts w:ascii="Consolas" w:hAnsi="Consolas"/>
+          <w:b w:val="0"/>
+          <w:i w:val="0"/>
+          <w:sz w:val="20"/>
+        </w:rPr>
+        <w:t>DS-CHT-Charts.md</w:t>
+      </w:r>
+      <w:r>
+        <w:rPr>
+          <w:rFonts w:ascii="Arial" w:hAnsi="Arial"/>
+          <w:b w:val="0"/>
+          <w:i w:val="0"/>
+          <w:sz w:val="21"/>
+        </w:rPr>
+        <w:t xml:space="preserve">, </w:t>
+      </w:r>
+      <w:r>
+        <w:rPr>
+          <w:rFonts w:ascii="Consolas" w:hAnsi="Consolas"/>
+          <w:b w:val="0"/>
+          <w:i w:val="0"/>
+          <w:sz w:val="20"/>
+        </w:rPr>
+        <w:t>DS-OPS-Operations.md</w:t>
+      </w:r>
+    </w:p>
+    <w:p>
+      <w:pPr>
+        <w:pStyle w:val="ListBullet"/>
+        <w:spacing w:after="60"/>
+      </w:pPr>
+      <w:r>
+        <w:rPr>
+          <w:rFonts w:ascii="Consolas" w:hAnsi="Consolas"/>
+          <w:b w:val="0"/>
+          <w:i w:val="0"/>
+          <w:sz w:val="20"/>
+        </w:rPr>
+        <w:t>docs/codex/Volume-04-Architecture/DS-004-Technical-Architecture.md</w:t>
+      </w:r>
+    </w:p>
+    <w:p>
+      <w:pPr>
+        <w:pStyle w:val="ListBullet"/>
+        <w:spacing w:after="60"/>
+      </w:pPr>
+      <w:r>
+        <w:rPr>
+          <w:rFonts w:ascii="Consolas" w:hAnsi="Consolas"/>
+          <w:b w:val="0"/>
+          <w:i w:val="0"/>
+          <w:sz w:val="20"/>
+        </w:rPr>
+        <w:t>docs/codex/Volume-06-API/DS-006-API-Specification.md</w:t>
+      </w:r>
+    </w:p>
+    <w:p>
+      <w:pPr>
+        <w:pStyle w:val="ListBullet"/>
+        <w:spacing w:after="60"/>
+      </w:pPr>
+      <w:r>
+        <w:rPr>
+          <w:rFonts w:ascii="Consolas" w:hAnsi="Consolas"/>
+          <w:b w:val="0"/>
+          <w:i w:val="0"/>
+          <w:sz w:val="20"/>
+        </w:rPr>
+        <w:t>docs/standards/BRAND_GUIDE.md</w:t>
+      </w:r>
+      <w:r>
+        <w:rPr>
+          <w:rFonts w:ascii="Arial" w:hAnsi="Arial"/>
+          <w:b w:val="0"/>
+          <w:i w:val="0"/>
+          <w:sz w:val="21"/>
+        </w:rPr>
+        <w:t xml:space="preserve">, </w:t>
+      </w:r>
+      <w:r>
+        <w:rPr>
+          <w:rFonts w:ascii="Consolas" w:hAnsi="Consolas"/>
+          <w:b w:val="0"/>
+          <w:i w:val="0"/>
+          <w:sz w:val="20"/>
+        </w:rPr>
+        <w:t>docs/standards/STYLE_GUIDE.md</w:t>
+      </w:r>
+    </w:p>
+    <w:p>
+      <w:pPr>
+        <w:pStyle w:val="Heading1"/>
+        <w:spacing w:before="480" w:after="240"/>
+        <w:pBdr>
+          <w:bottom w:val="single" w:sz="16" w:space="4" w:color="C8A45D"/>
+        </w:pBdr>
+      </w:pPr>
+      <w:r>
+        <w:rPr>
+          <w:rFonts w:ascii="Arial" w:hAnsi="Arial"/>
+          <w:b w:val="0"/>
+          <w:i w:val="0"/>
+          <w:color w:val="0B0B0D"/>
+          <w:sz w:val="44"/>
+        </w:rPr>
+        <w:t>Appendix A — Open Questions</w:t>
+      </w:r>
+    </w:p>
+    <w:p>
+      <w:pPr>
         <w:pStyle w:val="ListNumber"/>
         <w:spacing w:after="60"/>
       </w:pPr>
@@ -6292,6 +7058,67 @@
           <w:sz w:val="21"/>
         </w:rPr>
         <w:t xml:space="preserve"> — explicitly out of scope for this document (§11); recorded here so a future DS-007 revision (or a DS-010 standards addition) knows the gap exists.</w:t>
+      </w:r>
+    </w:p>
+    <w:p>
+      <w:pPr>
+        <w:pStyle w:val="Heading1"/>
+        <w:spacing w:before="480" w:after="240"/>
+        <w:pBdr>
+          <w:bottom w:val="single" w:sz="16" w:space="4" w:color="C8A45D"/>
+        </w:pBdr>
+      </w:pPr>
+      <w:r>
+        <w:rPr>
+          <w:rFonts w:ascii="Arial" w:hAnsi="Arial"/>
+          <w:b w:val="0"/>
+          <w:i w:val="0"/>
+          <w:color w:val="0B0B0D"/>
+          <w:sz w:val="44"/>
+        </w:rPr>
+        <w:t>16. Founder Vision Completion Experience</w:t>
+      </w:r>
+    </w:p>
+    <w:p>
+      <w:pPr>
+        <w:spacing w:after="120" w:line="288" w:lineRule="auto"/>
+      </w:pPr>
+      <w:r>
+        <w:rPr>
+          <w:rFonts w:ascii="Arial" w:hAnsi="Arial"/>
+          <w:b w:val="0"/>
+          <w:i w:val="0"/>
+          <w:sz w:val="21"/>
+        </w:rPr>
+        <w:t>The flagship workstation experience shall make charts, Sage, research, trade intelligence, portfolio context, and journal history feel like one system. A user shall be able to inspect a canonical proposal, see entry/stop/targets and evidence on the chart, understand contradictions and freshness, ask Sage questions, save the thesis, and later compare the plan with the result.</w:t>
+      </w:r>
+    </w:p>
+    <w:p>
+      <w:pPr>
+        <w:spacing w:after="120" w:line="288" w:lineRule="auto"/>
+      </w:pPr>
+      <w:r>
+        <w:rPr>
+          <w:rFonts w:ascii="Arial" w:hAnsi="Arial"/>
+          <w:b w:val="0"/>
+          <w:i w:val="0"/>
+          <w:sz w:val="21"/>
+        </w:rPr>
+        <w:t>The visual identity should preserve the approved black, gold, gray, and white direction while meeting accessibility and state-differentiation requirements. Premium visual character shall never substitute for clarity.</w:t>
+      </w:r>
+    </w:p>
+    <w:p>
+      <w:pPr>
+        <w:spacing w:after="120" w:line="288" w:lineRule="auto"/>
+      </w:pPr>
+      <w:r>
+        <w:rPr>
+          <w:rFonts w:ascii="Arial" w:hAnsi="Arial"/>
+          <w:b w:val="0"/>
+          <w:i w:val="0"/>
+          <w:sz w:val="21"/>
+        </w:rPr>
+        <w:t>Notification settings shall include Discord as an explicit opt-in channel with message preview, redaction controls, simulation/live labels, quiet hours, test delivery, failure state, and a clear notification-only badge. No Discord control affordance shall imply trade authority.</w:t>
       </w:r>
     </w:p>
     <w:sectPr>
@@ -6438,7 +7265,7 @@
         <w:color w:val="A7ABB3"/>
         <w:sz w:val="15"/>
       </w:rPr>
-      <w:t>v0.2.1 — Draft  |  Classification: Internal</w:t>
+      <w:t>v0.5.0 — Draft  |  Classification: Internal</w:t>
     </w:r>
   </w:p>
   <w:p>
@@ -6451,7 +7278,7 @@
         <w:color w:val="A7ABB3"/>
         <w:sz w:val="14"/>
       </w:rPr>
-      <w:t>Generated from DS-007 v0.2.1 — baseline 34a65818d48f596122281075e18c6e5f36ec93b5</w:t>
+      <w:t>Generated from DS-007 v0.5.0 — baseline 8b5cf5bd0341d5d6f70c67302c8bce2069d0929a</w:t>
     </w:r>
   </w:p>
 </w:ftr>
@@ -6488,7 +7315,7 @@
         <w:color w:val="17181C"/>
         <w:sz w:val="17"/>
       </w:rPr>
-      <w:t>DarkSage — DS-007 — UI/UX Bible</w:t>
+      <w:t>DarkSage — UI/UX System</w:t>
     </w:r>
     <w:r>
       <w:tab/>
